--- a/backend/secure-files/portfolios-docx/NMX-11.docx
+++ b/backend/secure-files/portfolios-docx/NMX-11.docx
@@ -1048,6 +1048,62 @@
         <w:t>NMX-11 planifica la nutrición del deportista con el marco 'combustible para el trabajo requerido' (Impey 2018): ajusta la disponibilidad de carbohidratos a la demanda de cada sesión de la semana y organiza el timing antes/durante/después. Genera un tablero y un plan para entregar. Se complementa con NMX-33 (planificador de entrenamiento). Pertenece a la Fase 4.</w:t>
       </w:r>
     </w:p>
+    <w:p>
+      <w:pPr>
+        <w:keepNext/>
+        <w:spacing w:before="120" w:after="20"/>
+        <w:jc w:val="center"/>
+      </w:pPr>
+      <w:r>
+        <w:drawing>
+          <wp:inline xmlns:a="http://schemas.openxmlformats.org/drawingml/2006/main" xmlns:pic="http://schemas.openxmlformats.org/drawingml/2006/picture">
+            <wp:extent cx="5580000" cy="4311818"/>
+            <wp:docPr id="1" name="Picture 1"/>
+            <wp:cNvGraphicFramePr>
+              <a:graphicFrameLocks noChangeAspect="1"/>
+            </wp:cNvGraphicFramePr>
+            <a:graphic>
+              <a:graphicData uri="http://schemas.openxmlformats.org/drawingml/2006/picture">
+                <pic:pic>
+                  <pic:nvPicPr>
+                    <pic:cNvPr id="0" name="NMX-11_01_INICIO_01.png"/>
+                    <pic:cNvPicPr/>
+                  </pic:nvPicPr>
+                  <pic:blipFill>
+                    <a:blip r:embed="rId10"/>
+                    <a:stretch>
+                      <a:fillRect/>
+                    </a:stretch>
+                  </pic:blipFill>
+                  <pic:spPr>
+                    <a:xfrm>
+                      <a:off x="0" y="0"/>
+                      <a:ext cx="5580000" cy="4311818"/>
+                    </a:xfrm>
+                    <a:prstGeom prst="rect"/>
+                  </pic:spPr>
+                </pic:pic>
+              </a:graphicData>
+            </a:graphic>
+          </wp:inline>
+        </w:drawing>
+      </w:r>
+    </w:p>
+    <w:p>
+      <w:pPr>
+        <w:spacing w:before="0" w:after="160"/>
+        <w:jc w:val="center"/>
+      </w:pPr>
+      <w:r>
+        <w:rPr>
+          <w:rFonts w:ascii="Calibri" w:hAnsi="Calibri"/>
+          <w:b/>
+          <w:color w:val="45565E"/>
+          <w:sz w:val="17"/>
+        </w:rPr>
+        <w:t>Figura 1. Vista inicial (hoja INICIO).</w:t>
+      </w:r>
+    </w:p>
     <w:tbl>
       <w:tblPr>
         <w:tblW w:type="auto" w:w="0"/>
@@ -2058,6 +2114,62 @@
         <w:t>Deportista y fase</w:t>
       </w:r>
     </w:p>
+    <w:p>
+      <w:pPr>
+        <w:keepNext/>
+        <w:spacing w:before="120" w:after="20"/>
+        <w:jc w:val="center"/>
+      </w:pPr>
+      <w:r>
+        <w:drawing>
+          <wp:inline xmlns:a="http://schemas.openxmlformats.org/drawingml/2006/main" xmlns:pic="http://schemas.openxmlformats.org/drawingml/2006/picture">
+            <wp:extent cx="5580000" cy="4311818"/>
+            <wp:docPr id="2" name="Picture 2"/>
+            <wp:cNvGraphicFramePr>
+              <a:graphicFrameLocks noChangeAspect="1"/>
+            </wp:cNvGraphicFramePr>
+            <a:graphic>
+              <a:graphicData uri="http://schemas.openxmlformats.org/drawingml/2006/picture">
+                <pic:pic>
+                  <pic:nvPicPr>
+                    <pic:cNvPr id="0" name="NMX-11_09_DATOS.png"/>
+                    <pic:cNvPicPr/>
+                  </pic:nvPicPr>
+                  <pic:blipFill>
+                    <a:blip r:embed="rId11"/>
+                    <a:stretch>
+                      <a:fillRect/>
+                    </a:stretch>
+                  </pic:blipFill>
+                  <pic:spPr>
+                    <a:xfrm>
+                      <a:off x="0" y="0"/>
+                      <a:ext cx="5580000" cy="4311818"/>
+                    </a:xfrm>
+                    <a:prstGeom prst="rect"/>
+                  </pic:spPr>
+                </pic:pic>
+              </a:graphicData>
+            </a:graphic>
+          </wp:inline>
+        </w:drawing>
+      </w:r>
+    </w:p>
+    <w:p>
+      <w:pPr>
+        <w:spacing w:before="0" w:after="160"/>
+        <w:jc w:val="center"/>
+      </w:pPr>
+      <w:r>
+        <w:rPr>
+          <w:rFonts w:ascii="Calibri" w:hAnsi="Calibri"/>
+          <w:b/>
+          <w:color w:val="45565E"/>
+          <w:sz w:val="17"/>
+        </w:rPr>
+        <w:t>Figura 2. Pantalla de ingreso de datos.</w:t>
+      </w:r>
+    </w:p>
     <w:tbl>
       <w:tblPr>
         <w:tblW w:type="auto" w:w="0"/>
@@ -2405,6 +2517,62 @@
         </w:tc>
       </w:tr>
     </w:tbl>
+    <w:p>
+      <w:pPr>
+        <w:keepNext/>
+        <w:spacing w:before="120" w:after="20"/>
+        <w:jc w:val="center"/>
+      </w:pPr>
+      <w:r>
+        <w:drawing>
+          <wp:inline xmlns:a="http://schemas.openxmlformats.org/drawingml/2006/main" xmlns:pic="http://schemas.openxmlformats.org/drawingml/2006/picture">
+            <wp:extent cx="5580000" cy="4311818"/>
+            <wp:docPr id="3" name="Picture 3"/>
+            <wp:cNvGraphicFramePr>
+              <a:graphicFrameLocks noChangeAspect="1"/>
+            </wp:cNvGraphicFramePr>
+            <a:graphic>
+              <a:graphicData uri="http://schemas.openxmlformats.org/drawingml/2006/picture">
+                <pic:pic>
+                  <pic:nvPicPr>
+                    <pic:cNvPr id="0" name="NMX-11_05_RESULTADOS.png"/>
+                    <pic:cNvPicPr/>
+                  </pic:nvPicPr>
+                  <pic:blipFill>
+                    <a:blip r:embed="rId12"/>
+                    <a:stretch>
+                      <a:fillRect/>
+                    </a:stretch>
+                  </pic:blipFill>
+                  <pic:spPr>
+                    <a:xfrm>
+                      <a:off x="0" y="0"/>
+                      <a:ext cx="5580000" cy="4311818"/>
+                    </a:xfrm>
+                    <a:prstGeom prst="rect"/>
+                  </pic:spPr>
+                </pic:pic>
+              </a:graphicData>
+            </a:graphic>
+          </wp:inline>
+        </w:drawing>
+      </w:r>
+    </w:p>
+    <w:p>
+      <w:pPr>
+        <w:spacing w:before="0" w:after="160"/>
+        <w:jc w:val="center"/>
+      </w:pPr>
+      <w:r>
+        <w:rPr>
+          <w:rFonts w:ascii="Calibri" w:hAnsi="Calibri"/>
+          <w:b/>
+          <w:color w:val="45565E"/>
+          <w:sz w:val="17"/>
+        </w:rPr>
+        <w:t>Figura 3. Visualización de resultados.</w:t>
+      </w:r>
+    </w:p>
     <w:tbl>
       <w:tblPr>
         <w:tblW w:type="auto" w:w="0"/>
@@ -3152,6 +3320,62 @@
         </w:tc>
       </w:tr>
     </w:tbl>
+    <w:p>
+      <w:pPr>
+        <w:keepNext/>
+        <w:spacing w:before="120" w:after="20"/>
+        <w:jc w:val="center"/>
+      </w:pPr>
+      <w:r>
+        <w:drawing>
+          <wp:inline xmlns:a="http://schemas.openxmlformats.org/drawingml/2006/main" xmlns:pic="http://schemas.openxmlformats.org/drawingml/2006/picture">
+            <wp:extent cx="5580000" cy="4311818"/>
+            <wp:docPr id="4" name="Picture 4"/>
+            <wp:cNvGraphicFramePr>
+              <a:graphicFrameLocks noChangeAspect="1"/>
+            </wp:cNvGraphicFramePr>
+            <a:graphic>
+              <a:graphicData uri="http://schemas.openxmlformats.org/drawingml/2006/picture">
+                <pic:pic>
+                  <pic:nvPicPr>
+                    <pic:cNvPr id="0" name="NMX-11_08_FUENTES.png"/>
+                    <pic:cNvPicPr/>
+                  </pic:nvPicPr>
+                  <pic:blipFill>
+                    <a:blip r:embed="rId13"/>
+                    <a:stretch>
+                      <a:fillRect/>
+                    </a:stretch>
+                  </pic:blipFill>
+                  <pic:spPr>
+                    <a:xfrm>
+                      <a:off x="0" y="0"/>
+                      <a:ext cx="5580000" cy="4311818"/>
+                    </a:xfrm>
+                    <a:prstGeom prst="rect"/>
+                  </pic:spPr>
+                </pic:pic>
+              </a:graphicData>
+            </a:graphic>
+          </wp:inline>
+        </w:drawing>
+      </w:r>
+    </w:p>
+    <w:p>
+      <w:pPr>
+        <w:spacing w:before="0" w:after="160"/>
+        <w:jc w:val="center"/>
+      </w:pPr>
+      <w:r>
+        <w:rPr>
+          <w:rFonts w:ascii="Calibri" w:hAnsi="Calibri"/>
+          <w:b/>
+          <w:color w:val="45565E"/>
+          <w:sz w:val="17"/>
+        </w:rPr>
+        <w:t>Figura 4. Fuentes y trazabilidad.</w:t>
+      </w:r>
+    </w:p>
     <w:tbl>
       <w:tblPr>
         <w:tblW w:type="auto" w:w="0"/>
@@ -3590,32 +3814,73 @@
     </w:p>
     <w:p>
       <w:pPr>
-        <w:spacing w:before="40" w:after="40" w:line="276" w:lineRule="auto"/>
+        <w:keepNext/>
+        <w:spacing w:before="120" w:after="20"/>
+        <w:jc w:val="center"/>
+      </w:pPr>
+      <w:r>
+        <w:drawing>
+          <wp:inline xmlns:a="http://schemas.openxmlformats.org/drawingml/2006/main" xmlns:pic="http://schemas.openxmlformats.org/drawingml/2006/picture">
+            <wp:extent cx="5580000" cy="4311818"/>
+            <wp:docPr id="5" name="Picture 5"/>
+            <wp:cNvGraphicFramePr>
+              <a:graphicFrameLocks noChangeAspect="1"/>
+            </wp:cNvGraphicFramePr>
+            <a:graphic>
+              <a:graphicData uri="http://schemas.openxmlformats.org/drawingml/2006/picture">
+                <pic:pic>
+                  <pic:nvPicPr>
+                    <pic:cNvPr id="0" name="NMX-11_01_INICIO_02.png"/>
+                    <pic:cNvPicPr/>
+                  </pic:nvPicPr>
+                  <pic:blipFill>
+                    <a:blip r:embed="rId14"/>
+                    <a:stretch>
+                      <a:fillRect/>
+                    </a:stretch>
+                  </pic:blipFill>
+                  <pic:spPr>
+                    <a:xfrm>
+                      <a:off x="0" y="0"/>
+                      <a:ext cx="5580000" cy="4311818"/>
+                    </a:xfrm>
+                    <a:prstGeom prst="rect"/>
+                  </pic:spPr>
+                </pic:pic>
+              </a:graphicData>
+            </a:graphic>
+          </wp:inline>
+        </w:drawing>
+      </w:r>
+    </w:p>
+    <w:p>
+      <w:pPr>
+        <w:spacing w:before="0" w:after="160"/>
+        <w:jc w:val="center"/>
       </w:pPr>
       <w:r>
         <w:rPr>
           <w:rFonts w:ascii="Calibri" w:hAnsi="Calibri"/>
           <w:b/>
-          <w:i w:val="0"/>
-          <w:color w:val="C08A2B"/>
-          <w:sz w:val="20"/>
+          <w:color w:val="45565E"/>
+          <w:sz w:val="17"/>
         </w:rPr>
-        <w:t>CAPTURA_NO_GENERADA_POR_LIMITACIÓN_DEL_ENTORNO.</w:t>
+        <w:t>Figura 5. Vista inicial (hoja INICIO).</w:t>
       </w:r>
     </w:p>
     <w:p>
       <w:pPr>
-        <w:spacing w:before="40" w:after="80" w:line="276" w:lineRule="auto"/>
+        <w:spacing w:after="120"/>
+        <w:jc w:val="center"/>
       </w:pPr>
       <w:r>
         <w:rPr>
           <w:rFonts w:ascii="Calibri" w:hAnsi="Calibri"/>
-          <w:b w:val="0"/>
-          <w:i w:val="0"/>
+          <w:i/>
           <w:color w:val="45565E"/>
-          <w:sz w:val="19"/>
+          <w:sz w:val="15"/>
         </w:rPr>
-        <w:t>El entorno de generación de este portafolio no renderiza de forma fiel el archivo XLSX original, por lo que no se incluyen capturas simuladas. Las hojas reales del libro pueden abrirse en Microsoft Excel según la compatibilidad indicada.</w:t>
+        <w:t>Captura real del archivo Excel NUTRIMETRÍA correspondiente al producto.</w:t>
       </w:r>
     </w:p>
     <w:tbl>
